--- a/Finalwork/Отчет по курсовой работе. Ляпунов Д.Ю..docx
+++ b/Finalwork/Отчет по курсовой работе. Ляпунов Д.Ю..docx
@@ -2901,15 +2901,6 @@
         </w:rPr>
       </w:pPr>
     </w:p>
-    <w:p>
-      <w:pPr>
-        <w:rPr>
-          <w:b/>
-        </w:rPr>
-      </w:pPr>
-      <w:bookmarkStart w:id="11" w:name="_GoBack"/>
-      <w:bookmarkEnd w:id="11"/>
-    </w:p>
     <w:tbl>
       <w:tblPr>
         <w:tblStyle w:val="ac"/>
@@ -3245,8 +3236,8 @@
         <w:keepLines w:val="0"/>
         <w:spacing w:before="240" w:after="240" w:line="178" w:lineRule="auto"/>
       </w:pPr>
-      <w:bookmarkStart w:id="12" w:name="_1gbkbcojvhn8" w:colFirst="0" w:colLast="0"/>
-      <w:bookmarkEnd w:id="12"/>
+      <w:bookmarkStart w:id="11" w:name="_1gbkbcojvhn8" w:colFirst="0" w:colLast="0"/>
+      <w:bookmarkEnd w:id="11"/>
       <w:r>
         <w:rPr>
           <w:sz w:val="28"/>
@@ -3271,13 +3262,6 @@
         </w:rPr>
         <w:t xml:space="preserve"> </w:t>
       </w:r>
-    </w:p>
-    <w:p>
-      <w:pPr>
-        <w:rPr>
-          <w:b/>
-        </w:rPr>
-      </w:pPr>
     </w:p>
     <w:tbl>
       <w:tblPr>
@@ -3561,6 +3545,14 @@
               </w:rPr>
               <w:t>который был использован для словесного вывода месяцев</w:t>
             </w:r>
+            <w:r>
+              <w:rPr>
+                <w:rFonts w:asciiTheme="minorHAnsi" w:hAnsiTheme="minorHAnsi"/>
+                <w:b/>
+                <w:lang w:val="kk-KZ"/>
+              </w:rPr>
+              <w:t>.</w:t>
+            </w:r>
           </w:p>
           <w:p>
             <w:pPr>
@@ -3576,7 +3568,6 @@
                 <w:b/>
                 <w:lang w:val="kk-KZ"/>
               </w:rPr>
-              <w:lastRenderedPageBreak/>
               <w:t>А работа программы идет приемлемо</w:t>
             </w:r>
             <w:r>
@@ -3591,7 +3582,6 @@
         </w:tc>
       </w:tr>
     </w:tbl>
-    <w:p/>
     <w:tbl>
       <w:tblPr>
         <w:tblStyle w:val="af"/>
@@ -3649,6 +3639,7 @@
                 <w:i/>
                 <w:lang w:val="ru-RU"/>
               </w:rPr>
+              <w:lastRenderedPageBreak/>
               <w:t>Вывод</w:t>
             </w:r>
           </w:p>
@@ -3670,7 +3661,7 @@
             <w:pPr>
               <w:rPr>
                 <w:rFonts w:asciiTheme="minorHAnsi" w:hAnsiTheme="minorHAnsi"/>
-                <w:lang w:val="ru-RU"/>
+                <w:lang w:val="en-US"/>
               </w:rPr>
             </w:pPr>
             <w:r>
@@ -3696,6 +3687,15 @@
               </w:rPr>
               <w:t>, полученных с датчиков температуры, выводит статистику и позволяет анализировать некий процесс и в перспективе задействовать систему обогрева/охлаждения, создавая благоприятные условия для рассматриваемого технологического процесса.</w:t>
             </w:r>
+            <w:r>
+              <w:rPr>
+                <w:rFonts w:asciiTheme="minorHAnsi" w:hAnsiTheme="minorHAnsi"/>
+                <w:lang w:val="ru-RU"/>
+              </w:rPr>
+              <w:t xml:space="preserve"> Программа также позволяет отобразить строку (месяц), в которой присутствует ошибка.</w:t>
+            </w:r>
+            <w:bookmarkStart w:id="12" w:name="_GoBack"/>
+            <w:bookmarkEnd w:id="12"/>
           </w:p>
         </w:tc>
       </w:tr>
